--- a/klagomål/A 34094-2026 FSC-klagomål.docx
+++ b/klagomål/A 34094-2026 FSC-klagomål.docx
@@ -921,7 +921,7 @@
     <w:r>
       <w:tab/>
       <w:tab/>
-      <w:t>2026-08-19</w:t>
+      <w:t>2026-08-20</w:t>
       <w:br/>
       <w:br/>
     </w:r>

--- a/klagomål/A 34094-2026 FSC-klagomål.docx
+++ b/klagomål/A 34094-2026 FSC-klagomål.docx
@@ -921,7 +921,7 @@
     <w:r>
       <w:tab/>
       <w:tab/>
-      <w:t>2026-08-20</w:t>
+      <w:t>2026-08-21</w:t>
       <w:br/>
       <w:br/>
     </w:r>

--- a/klagomål/A 34094-2026 FSC-klagomål.docx
+++ b/klagomål/A 34094-2026 FSC-klagomål.docx
@@ -921,7 +921,7 @@
     <w:r>
       <w:tab/>
       <w:tab/>
-      <w:t>2026-08-21</w:t>
+      <w:t>2026-08-22</w:t>
       <w:br/>
       <w:br/>
     </w:r>

--- a/klagomål/A 34094-2026 FSC-klagomål.docx
+++ b/klagomål/A 34094-2026 FSC-klagomål.docx
@@ -178,7 +178,7 @@
       <w:r>
         <w:drawing>
           <wp:inline xmlns:a="http://schemas.openxmlformats.org/drawingml/2006/main" xmlns:pic="http://schemas.openxmlformats.org/drawingml/2006/picture">
-            <wp:extent cx="5301349" cy="5724000"/>
+            <wp:extent cx="5198764" cy="5724000"/>
             <wp:docPr id="1" name="Picture 1"/>
             <wp:cNvGraphicFramePr>
               <a:graphicFrameLocks noChangeAspect="1"/>
@@ -199,7 +199,7 @@
                   <pic:spPr>
                     <a:xfrm>
                       <a:off x="0" y="0"/>
-                      <a:ext cx="5301349" cy="5724000"/>
+                      <a:ext cx="5198764" cy="5724000"/>
                     </a:xfrm>
                     <a:prstGeom prst="rect"/>
                   </pic:spPr>
@@ -221,7 +221,7 @@
     </w:p>
     <w:p>
       <w:r>
-        <w:t>I och inom 19 meter från avverkningsanmälan finns fynd av 9 naturvårdsarter, varav 7 är rödlistade, 1 är fridlyst, 5 är typiska (T) och 1 är signalart (S): garnlav (VU, T), gräddporing (VU, T), mörk kolflarnlav (NT), nordtagging (NT), vedflamlav (NT), violettgrå tagellav (NT, T), vitgrynig nållav (NT), nästlav (S, T) och tjäder (T, §4). Se Figur 1.</w:t>
+        <w:t>I och inom 19 meter från avverkningsanmälan finns fynd av 23 naturvårdsarter, varav 20 är rödlistade, 3 är fridlysta, 12 är typiska (T) och 2 är signalarter (S): fläckporing (VU, T), garnlav (VU, T), gräddporing (VU, T), rotfingersvamp (VU), spadskinn (VU), blanksvart spiklav (NT), blågrå svartspik (NT), dropptaggsvamp (NT, T), dvärgbägarlav (NT, T), kolflarnlav (NT, T), kådvaxskinn (NT), mörk kolflarnlav (NT), nordtagging (NT), talltita (NT, §4), tretåig hackspett (NT, T, §4), vaddporing (NT), vedflamlav (NT), vedskivlav (NT, T), violettgrå tagellav (NT, T), vitgrynig nållav (NT), nästlav (S, T), stuplav (S, T) och tjäder (T, §4). Se Figur 1.</w:t>
       </w:r>
     </w:p>
     <w:p>
@@ -252,6 +252,26 @@
         <w:rPr>
           <w:b/>
         </w:rPr>
+        <w:t>Fläckporing (VU)</w:t>
+      </w:r>
+      <w:r>
+        <w:t xml:space="preserve"> är en mycket bra signalart som visar på tallnaturskogar med höga naturvärden. Den är placerad högst upp i Skogsstyrelsens värdepyramid för bedömning av skog med höga naturvärden och indikerar områden som är mer eller mindre opåverkade av skogsbruk och där det funnits en kontinuitet av tallågor i olika nedbrytningsstadier. För att på lång sikt bibehålla livskraftiga populationer i ett område behövs troligen större skyddade områden som tillåter att man upprätthåller en naturlig branddynamik. Fläckporing är typisk art för </w:t>
+      </w:r>
+      <w:r>
+        <w:rPr>
+          <w:i/>
+        </w:rPr>
+        <w:t>9010 Taiga</w:t>
+      </w:r>
+      <w:r>
+        <w:t xml:space="preserve"> (SLU Artdatabanken, 2024; Nitare &amp; Skogsstyrelsen, 2019).</w:t>
+      </w:r>
+    </w:p>
+    <w:p>
+      <w:r>
+        <w:rPr>
+          <w:b/>
+        </w:rPr>
         <w:t>Garnlav (VU)</w:t>
       </w:r>
       <w:r>
@@ -301,6 +321,121 @@
         <w:rPr>
           <w:b/>
         </w:rPr>
+        <w:t xml:space="preserve">Rotfingersvamp (VU) </w:t>
+      </w:r>
+      <w:r>
+        <w:t>bildar mykorrhiza med tall, i tallskog på sandiga marker särskilt på åssluttningar. Huvudsakligen förekommer den i norra Sverige, i äldre icke kalavverkad kontinuitetsskog. Rotfingersvamp är placerad högst upp i Skogsstyrelsens värdepyramid för bedömning av skog med höga naturvärden och globalt rödlistad som nära hotad (NT) vilket innebär att Sverige har ett internationellt ansvar för arten. Områden med arten bör skyddas och undantas från rationellt skogsbruk och slutavverkning, kraftig gallring och skogsgödsling måste helt undvikas (IUCN, 2025; SLU Artdatabanken, 2024; Nitare &amp; Skogsstyrelsen, 2019).</w:t>
+      </w:r>
+    </w:p>
+    <w:p>
+      <w:r>
+        <w:rPr>
+          <w:b/>
+        </w:rPr>
+        <w:t>Spadskinn (VU)</w:t>
+      </w:r>
+      <w:r>
+        <w:t xml:space="preserve"> är knuten till tallskogar med höga naturvärden och artens potentiella miljöer har minskat kraftigt och fortsätter att minska eftersom äldre sandtallskogar avverkas. Mykorrhiza-arter och andra marklevande svampar påverkas starkt negativt av slutavverkning då alla träd avlägsnas. Spadskinn är globalt rödlistad som sårbar (VU) vilket innebär att Sverige har ett internationellt ansvar för arten. Fler områden där arten förekommer behöver skyddas (SLU Artdatabanken, 2024; Nitare &amp; Skogsstyrelsen, 2019; IUCN, 2019).</w:t>
+      </w:r>
+    </w:p>
+    <w:p>
+      <w:r>
+        <w:rPr>
+          <w:b/>
+        </w:rPr>
+        <w:t>Blanksvart spiklav (NT)</w:t>
+      </w:r>
+      <w:r>
+        <w:t xml:space="preserve"> förekommer på torr, hård, gammal kärnved men även på äldre ytved av tall i naturskogsartade bestånd med begränsad brandpåverkan och ostörd hydrologi. Skogsbruksåtgärder på eller i närheten av lokaler med blanksvart spiklav utgör ett hot. Naturskogsartade öppna tall- och barrblandskogar med blanksvart spiklav indikerar höga biologiska värden och bör bevaras (SLU Artdatabanken, 2024).</w:t>
+      </w:r>
+    </w:p>
+    <w:p>
+      <w:r>
+        <w:rPr>
+          <w:b/>
+        </w:rPr>
+        <w:t>Blågrå svartspik (NT)</w:t>
+      </w:r>
+      <w:r>
+        <w:t xml:space="preserve"> växer på torr, hård ved av gamla, solbelysta torrakor, högstubbar av tall och grova döda grenar på levande tallar i öppna bestånd av naturskogskaraktär. Nästan alltid rör det sig om tjärrika torrträd och högstubbar (töreved, keloträd) som kan vara en bra bit över hundra år, i vissa fall sannolikt hundratals år gamla. Skogsbruk är idag det allvarligaste hotet. Ett långsiktigt hot är att nybildningen av gamla torrakor och högstubbar är en långsam process vilken ofta är beroende av skogsbrand. Nytt substrat bildas numera sannolikt nästan inte alls då antalet naturliga skogsbränder har minskat drastiskt på grund av effektivare brandbekämpning. Döda träd som lämnas efter avverkning är inte lämpliga för arten, eftersom dessa träd inte varit utsatta för skogsbrand och bildat tjärrik ved. Skogsbruksåtgärder på eller i närheten av växtplatserna bör undvikas. Naturskogsartade skogar med förekomst av arten indikerar höga biologiska värden och bör bevaras. Blågrå svartspik har en mycket begränsad utbredning utanför de nordiska länderna varför dessa länder har ett speciellt ansvar för arten (SLU Artdatabanken, 2024).</w:t>
+      </w:r>
+    </w:p>
+    <w:p>
+      <w:r>
+        <w:rPr>
+          <w:b/>
+        </w:rPr>
+        <w:t>Dropptaggsvamp (NT)</w:t>
+      </w:r>
+      <w:r>
+        <w:t xml:space="preserve"> bildar mykorrhiza med tall, främst i barrskog med trädkontinuitet, i magra, torra och ljusöppna lavtallskogar och i barrblandskogar med friskmossor och lingon i fältskiktet. Den totala populationen i landet har minskat och bedöms fortsätta minska till följd av slutavverkningar av tallskog. Det är högst oklart om arten långsiktigt kan etablera och reproducera sig i skogsbestånd som brukas med trakthyggesmetoder, markberedning, gödsling eller föryngring med förädlat plantmaterial. Uppfyller kriterierna för att bli rödlistad på grund av ny kunskap som visar att en större andel av populationen än tidigare bedömt är knuten till kontinuitetsbarrskog. Minskningstakten för den svenska populationen bedöms vara nära gränsvärdet för Sårbar (VU). Dropptaggsvamp är typisk art för </w:t>
+      </w:r>
+      <w:r>
+        <w:rPr>
+          <w:i/>
+        </w:rPr>
+        <w:t xml:space="preserve">9010 Taiga </w:t>
+      </w:r>
+      <w:r>
+        <w:t>(SLU Artdatabanken, 2026).</w:t>
+      </w:r>
+    </w:p>
+    <w:p>
+      <w:r>
+        <w:rPr>
+          <w:b/>
+        </w:rPr>
+        <w:t>Dvärgbägarlav (NT)</w:t>
+      </w:r>
+      <w:r>
+        <w:t xml:space="preserve"> förekommer över hela Sverige på gammal hård ved, huvudsakligen på tall men i södra Sverige även på ek. Veden utgörs framförallt av grova stubbar, lågor och grenar. Substratet har blivit sällsyntare och nybildning av substrat sker bara i begränsad omfattning. Arten hotas av att grova lågor blir allt sällsyntare i dagens kulturskogar samt att nybildningen av lämpliga substrat går mycket långsamt. En riklig tillgång på gamla tall- eller eklågor måste säkerställas på artens lokaler. Dvärgbägarlav är typisk art för </w:t>
+      </w:r>
+      <w:r>
+        <w:rPr>
+          <w:i/>
+        </w:rPr>
+        <w:t>9010 Taiga</w:t>
+      </w:r>
+      <w:r>
+        <w:t xml:space="preserve"> (SLU Artdatabanken, 2024; Nitare &amp; Skogsstyrelsen, 2019).</w:t>
+      </w:r>
+    </w:p>
+    <w:p>
+      <w:r>
+        <w:rPr>
+          <w:b/>
+        </w:rPr>
+        <w:t>Kolflarnlav (NT)</w:t>
+      </w:r>
+      <w:r>
+        <w:t xml:space="preserve"> är brandberoende och växer nästan uteslutande på kolad hård kärnved av tall. Etableringen verkar ske först 100–300 år efter brand och nytt substrat nybildas i mycket begränsad omfattning. Avverkning av tallskog av naturskogskaraktär med spår av återkommande bränder är ett hot och mängden lämplig ved att växa på för arten minskar dels på grund av naturlig nedbrytning men framförallt på grund av att det förstörs i samband med slutavverkningar, gallringar och markberedning. Såväl kolflarnlav som mörk kolflarnlav har glänsande bålfjäll och förekommer främst i tall- och blandbarrskogar av naturskogskaraktär med spår av återkommande bränder. Skogar som dessa hyser höga biologiska värden och bör skyddas. Kolflarnlav är typisk art för </w:t>
+      </w:r>
+      <w:r>
+        <w:rPr>
+          <w:i/>
+        </w:rPr>
+        <w:t>9010 Taiga</w:t>
+      </w:r>
+      <w:r>
+        <w:t xml:space="preserve"> (SLU Artdatabanken, 2024).</w:t>
+      </w:r>
+    </w:p>
+    <w:p>
+      <w:r>
+        <w:rPr>
+          <w:b/>
+        </w:rPr>
+        <w:t>Kådvaxskinn (NT)</w:t>
+      </w:r>
+      <w:r>
+        <w:t xml:space="preserve"> är en nedbrytare på grova lågor av tall eller gran i det förmultningsstadium då barken fallit av. Arten tillhör den boreala blåbärsbarrskogens vedsvampssamhälle och hittas främst i naturskogsartad eller plockhuggen skog med mycket död ved. Arten hotas av avverkning av äldre barrskog. Den typ av vedkvalité som arten fordrar nyskapas i alltför liten omfattning i produktionsskog (SLU Artdatabanken, 2024).</w:t>
+      </w:r>
+    </w:p>
+    <w:p>
+      <w:r>
+        <w:rPr>
+          <w:b/>
+        </w:rPr>
         <w:t>Mörk kolflarnlav (NT)</w:t>
       </w:r>
       <w:r>
@@ -323,6 +458,57 @@
         <w:rPr>
           <w:b/>
         </w:rPr>
+        <w:t>Talltita (NT, §4)</w:t>
+      </w:r>
+      <w:r>
+        <w:t>, rödlistad som nära hotad och prioriterad art i Skogsvårdslagen, har häckningsrevir i anmälan. Arten har minskat kraftigt de senaste 30 åren och minskningstakten innevarande 10-årsperiod beräknas till 20 (10–30) %. Talltitan är synnerligen trogen sitt cirka 15 hektar stora revir och är beroende av flerskiktade olikåldriga skogar för att kunna föda upp sina ungar. Talltitan försvinner om dess livsmiljö kalavverkas (Eggers &amp; Low, 2014; Ekman, 1979; Griesser et al, 2007; Klein, 2020; Siffczyk et al, 2003; SLU Artdatabanken, 2021).</w:t>
+      </w:r>
+    </w:p>
+    <w:p>
+      <w:r>
+        <w:rPr>
+          <w:b/>
+        </w:rPr>
+        <w:t>Tretåig hackspett (NT, §4)</w:t>
+      </w:r>
+      <w:r>
+        <w:t xml:space="preserve"> är rödlistad som nära hotad och ingår i bilaga 1 i EU:s fågeldirektiv. Tretåig hackspett är för sin överlevnad beroende av kontinuerlig tillförsel av äldre döende och död ved, som sker genom naturliga självgallringsprocesser i äldre grannaturskogar och barrblandade naturskogar. Om en skog genom skogsbruk gallras eller glesas ur så upphör och uteblir i stort sett den naturliga självgallringsprocessen för mycket lång tid framöver vilket omöjliggör upprätthållandet av den kontinuerliga ekologiska funktionen i ett område. Det finns studier som visar att naturskogens självgallringsprocess som den tretåiga hackspetten är beroende av, inte kan ersättas med efterlämnad hänsyn i skogsbruket (Imbeau &amp; Desrochers, 2002). Storleken på häckningsreviret varierar med skogstypen, förekomsten av död ved och graden av fragmentering, men är i allmänhet i storleksordningen 25–100 hektar. Vintertid krävs ofta betydligt större områden och det finns studier som antyder att arten behöver minst 100 hektar äldre skog. I områden med låg bonitet kan det behövas över 200 hektar lämpligt habitat för att ett par ska kunna reproducera sig. Områden med dokumenterad permanent förekomst i naturskogsmiljöer har vanligen så stora naturvärden att skogsbruk är olämpligt. Tretåig hackspett är typisk art för </w:t>
+      </w:r>
+      <w:r>
+        <w:rPr>
+          <w:i/>
+        </w:rPr>
+        <w:t xml:space="preserve">9010 Taiga, 9740 Skogsbevuxen myr, 9030 Landhöjningsskog </w:t>
+      </w:r>
+      <w:r>
+        <w:t xml:space="preserve">och </w:t>
+      </w:r>
+      <w:r>
+        <w:rPr>
+          <w:i/>
+        </w:rPr>
+        <w:t>9040 Fjällbjörkskog</w:t>
+      </w:r>
+      <w:r>
+        <w:t xml:space="preserve"> (Skogsstyrelsen, 2016; SLU Artdatabanken, 2024).</w:t>
+      </w:r>
+    </w:p>
+    <w:p>
+      <w:r>
+        <w:rPr>
+          <w:b/>
+        </w:rPr>
+        <w:t xml:space="preserve">Vaddporing (NT) </w:t>
+      </w:r>
+      <w:r>
+        <w:t>är en brunrötande vednedbrytare som hittas på undersidan av liggande murken tallved i olika former. Substratet utgörs framför allt av den typ av hård, kådimpregnerad och ofta kolad tallved som skapas i brandpräglad skog. Vedtypen nybildas i mycket liten omfattning och det är sannolikt att arten upplever en utdöendeskuld. För att garantera artens fortlevnad bör man både säkra att artens växtplatser hålls intakta samt att långsiktigt säkerställa att ny ved tillkommer, allra helst i omedelbar anslutning till artens växtplatser. Skoglig gallring och annat uttag av virke innebär ett hot mot arten (SLU Artdatabanken, 2024).</w:t>
+      </w:r>
+    </w:p>
+    <w:p>
+      <w:r>
+        <w:rPr>
+          <w:b/>
+        </w:rPr>
         <w:t>Vedflamlav (NT)</w:t>
       </w:r>
       <w:r>
@@ -343,10 +529,10 @@
         <w:rPr>
           <w:b/>
         </w:rPr>
-        <w:t>Violettgrå tagellav (NT)</w:t>
-      </w:r>
-      <w:r>
-        <w:t xml:space="preserve"> växer nästan uteslutande i gamla olikåldriga barrnaturskogar med lång skoglig kontinuitet och är en utmärkt signal på skog med höga naturvärden. Slutavverkning av tidigare aldrig slutavverkad skog (kontinuitetsskog) är det största hotet. Biotopen nyskapas i begränsad omfattning och barrskog äldre än 160 år, där den violettgrå tagellaven huvudsakligen påträffas har minskat med 50% de senaste 50 åren. Lågproduktiv skogsmark där laven förekommer bör undantas från skogsbruk och rika förekomster i äldre granskog bör skyddas. Arten är känslig för uttorkning och det är väsentligt att tillräckligt stora bestånd avsätts. Violettgrå tagellav är typisk art för </w:t>
+        <w:t>Vedskivlav (NT)</w:t>
+      </w:r>
+      <w:r>
+        <w:t xml:space="preserve"> växer på gammal, torr, exponerad, hård kärnved av framförallt tall i naturskogsartade bestånd. Avverkning av tallskog av naturskogskaraktär med spår av återkommande bränder är ett hot. Mängden lämplig ved att växa på för vedskivlav minskar, dels på grund av naturlig nedbrytning men framförallt på grund av att de förstörs i samband med slutavverkningar, gallringar och markberedning. Tall- och blandbarrskogar av naturskogskaraktär med spår av återkommande bränder bör skyddas. Vedskivlav är typisk art för </w:t>
       </w:r>
       <w:r>
         <w:rPr>
@@ -355,6 +541,26 @@
         <w:t>9010 Taiga</w:t>
       </w:r>
       <w:r>
+        <w:t xml:space="preserve"> (SLU Artdatabanken, 2024).</w:t>
+      </w:r>
+    </w:p>
+    <w:p>
+      <w:r>
+        <w:rPr>
+          <w:b/>
+        </w:rPr>
+        <w:t>Violettgrå tagellav (NT)</w:t>
+      </w:r>
+      <w:r>
+        <w:t xml:space="preserve"> växer nästan uteslutande i gamla olikåldriga barrnaturskogar med lång skoglig kontinuitet och är en utmärkt signal på skog med höga naturvärden. Slutavverkning av tidigare aldrig slutavverkad skog (kontinuitetsskog) är det största hotet. Biotopen nyskapas i begränsad omfattning och barrskog äldre än 160 år, där den violettgrå tagellaven huvudsakligen påträffas har minskat med 50% de senaste 50 åren. Lågproduktiv skogsmark där laven förekommer bör undantas från skogsbruk och rika förekomster i äldre granskog bör skyddas. Arten är känslig för uttorkning och det är väsentligt att tillräckligt stora bestånd avsätts. Violettgrå tagellav är typisk art för </w:t>
+      </w:r>
+      <w:r>
+        <w:rPr>
+          <w:i/>
+        </w:rPr>
+        <w:t>9010 Taiga</w:t>
+      </w:r>
+      <w:r>
         <w:t xml:space="preserve"> (SLU Artdatabanken, 2024; Nitare &amp; Skogsstyrelsen, 2019).</w:t>
       </w:r>
     </w:p>
@@ -387,6 +593,62 @@
       </w:r>
       <w:r>
         <w:t>(Nitare &amp; Skogsstyrelsen, 2019; SLU Artdatabanken, 2025).</w:t>
+      </w:r>
+    </w:p>
+    <w:p>
+      <w:r>
+        <w:rPr>
+          <w:b/>
+        </w:rPr>
+        <w:t>Stuplav</w:t>
+      </w:r>
+      <w:r>
+        <w:t xml:space="preserve"> är en mycket bra signalart i hela sitt utbredningsområde och förekommer nästan enbart i skogsmiljöer med höga naturvärden. Den indikerar långvarig förekomst av gamla lövträd och miljöer med konstant hög luftfuktighet. I skogar med suboceaniskt klimat finns det en mycket sällsynt parasit, njurlavsknapp </w:t>
+      </w:r>
+      <w:r>
+        <w:rPr>
+          <w:i/>
+        </w:rPr>
+        <w:t>Pletocarpon nephromeum</w:t>
+      </w:r>
+      <w:r>
+        <w:t xml:space="preserve"> (EN), som växer på stuplav. Ytterligare tre sällsynta lavparasiter, </w:t>
+      </w:r>
+      <w:r>
+        <w:rPr>
+          <w:i/>
+        </w:rPr>
+        <w:t>Protounguicularia nephromatis</w:t>
+      </w:r>
+      <w:r>
+        <w:t xml:space="preserve"> (VU), </w:t>
+      </w:r>
+      <w:r>
+        <w:rPr>
+          <w:i/>
+        </w:rPr>
+        <w:t>Refractohilum galligenum</w:t>
+      </w:r>
+      <w:r>
+        <w:t xml:space="preserve"> (NT) och </w:t>
+      </w:r>
+      <w:r>
+        <w:rPr>
+          <w:i/>
+        </w:rPr>
+        <w:t>Roselliniella nephromatis</w:t>
+      </w:r>
+      <w:r>
+        <w:t xml:space="preserve"> (DD), kan också påträffas på stuplav. Stuplav är typisk art för </w:t>
+      </w:r>
+      <w:r>
+        <w:rPr>
+          <w:i/>
+        </w:rPr>
+        <w:t>9010 Taiga</w:t>
+      </w:r>
+      <w:r>
+        <w:t xml:space="preserve"> (SLU Artdatabanken, 2026; Nitare &amp; Skogsstyrelsen, 2019).</w:t>
       </w:r>
     </w:p>
     <w:p>
@@ -503,10 +765,18 @@
         <w:rPr>
           <w:b/>
         </w:rPr>
-        <w:t xml:space="preserve">6.4.3 </w:t>
-      </w:r>
-      <w:r>
-        <w:t>Bevarandeåtgärder genomförs för de kända förekomster av rödlistade arter som påverkas av skogsbruk.</w:t>
+        <w:t xml:space="preserve">6.4.1 </w:t>
+      </w:r>
+      <w:r>
+        <w:t>Följande biotoper undantas från alla skogsbruksåtgärder, förutom åtgärder påkallade för att bevara eller främja biotopens naturliga eller hävdbetingade biologiska mångfald:</w:t>
+      </w:r>
+    </w:p>
+    <w:p>
+      <w:pPr>
+        <w:ind w:left="357"/>
+      </w:pPr>
+      <w:r>
+        <w:t>b) nyckelbiotoper enligt Skogsstyrelsens definition och metod (1995)</w:t>
       </w:r>
     </w:p>
     <w:p>
@@ -524,7 +794,36 @@
         <w:rPr>
           <w:i/>
         </w:rPr>
-        <w:t>I det avverkningsanmälda skogsområdet har 9 naturvårdsarter varav 7 rödlistade arter sina livsmiljöer och växtplatser.</w:t>
+        <w:t>I det avverkningsanmälda skogsområdet har 22 rödlistade arter och signalarter påträffats. Detta ska jämföras med Skogsstyrelsens uppföljning 2017 av nyckelbiotoper som visade att man i genomsnitt hittar 20,6 olika rödlistade arter och signalarter i en nyckelbiotop (Wijk, S. 2017. Biologisk mångfald i nyckelbiotoper – Resultat från inventeringen “Uppföljning biologisk mångfald” 2009–2015. Rapport 4/2017 Skogsstyrelsen, Jönköping).</w:t>
+      </w:r>
+    </w:p>
+    <w:p>
+      <w:r>
+        <w:rPr>
+          <w:b/>
+        </w:rPr>
+        <w:t xml:space="preserve">6.4.3 </w:t>
+      </w:r>
+      <w:r>
+        <w:t>Bevarandeåtgärder genomförs för de kända förekomster av rödlistade arter som påverkas av skogsbruk.</w:t>
+      </w:r>
+    </w:p>
+    <w:p>
+      <w:pPr>
+        <w:pStyle w:val="ListBullet"/>
+      </w:pPr>
+      <w:r>
+        <w:rPr>
+          <w:b/>
+          <w:i/>
+        </w:rPr>
+        <w:t xml:space="preserve">Kommentar: </w:t>
+      </w:r>
+      <w:r>
+        <w:rPr>
+          <w:i/>
+        </w:rPr>
+        <w:t>I det avverkningsanmälda skogsområdet har 23 naturvårdsarter varav 20 rödlistade arter sina livsmiljöer och växtplatser.</w:t>
       </w:r>
     </w:p>
     <w:p>
@@ -722,6 +1021,327 @@
       </w:pPr>
       <w:r>
         <w:t>BILAGA 1 – Fridlysta arter</w:t>
+      </w:r>
+    </w:p>
+    <w:p>
+      <w:pPr>
+        <w:pStyle w:val="Heading1"/>
+      </w:pPr>
+      <w:r>
+        <w:t>Talltita – ekologi samt krav på livsmiljön</w:t>
+      </w:r>
+    </w:p>
+    <w:p>
+      <w:r>
+        <w:t>Talltita är rödlistad som NT, fridlyst och prioriterad art i Skogsvårdslagen. Den omfattas av EU:s fågeldirektiv. Arten har minskat kraftigt de senaste 30 åren och minskningstakten innevarande 10-årsperiod beräknas till 20 (10–30) % (SLU Artdatabanken, 2022).</w:t>
+      </w:r>
+    </w:p>
+    <w:p>
+      <w:r>
+        <w:t>Talltita föredrar större sammanhängande barrskogar, och finns såväl i tallskog som granskog och i lövblandad barrskog. Skogens struktur är viktig och ska helst vara flerskiktad med riklig underväxt av mindre granar, björk och andra lövträd och buskar. Tillgång på murknande högstubbar är särskilt viktig, eftersom talltitan helst själv hackar ut sitt bohål (SLU Artdatabanken, 2022).</w:t>
+      </w:r>
+    </w:p>
+    <w:p>
+      <w:r>
+        <w:t>Det finns flera studier som visar att talltita är känslig för gallring och inte överlever när dess livsmiljö kalavverkas (Eggers and Low, 2014; Griesser et al., 2007; Klein, 2020). Talltitans revir är förhållandevis stora, 10–20 hektar och arten missgynnas när skogen fragmenteras. Kalavverkning av större delar av reviret innebär att det överges (Artdatabanken, 2021).</w:t>
+      </w:r>
+    </w:p>
+    <w:p>
+      <w:r>
+        <w:t>Talltitan är synnerligen trogen sitt revir så länge paret lever och biotopen förblir intakt. Paret stannar i sitt revir året om. En förlust av ett revir har därför en stor inverkan på den lokala populationen och trakthyggesbruket anses vara orsak till den svenska populationens kraftiga minskning. Talltiteparets revirtrohet innebär att närhelst under året man observerar en adult talltita så ingår denna plats i reviret (Siffczyk et al., 2003; Ekman, 1979).</w:t>
+      </w:r>
+    </w:p>
+    <w:p>
+      <w:pPr>
+        <w:pStyle w:val="Heading2"/>
+      </w:pPr>
+      <w:r>
+        <w:t>Referenser – talltita</w:t>
+      </w:r>
+    </w:p>
+    <w:p>
+      <w:r>
+        <w:t xml:space="preserve">Eggers, S., Low, M., 2014. </w:t>
+      </w:r>
+      <w:r>
+        <w:rPr>
+          <w:i/>
+        </w:rPr>
+        <w:t xml:space="preserve">Differential demographic responses of sympatric Parids to vegetation management in boreal forest. </w:t>
+      </w:r>
+      <w:r>
+        <w:t>For. Ecol. Manage. 319, 169–175.</w:t>
+      </w:r>
+    </w:p>
+    <w:p>
+      <w:r>
+        <w:t xml:space="preserve">Ekman, J., 1979. </w:t>
+      </w:r>
+      <w:r>
+        <w:rPr>
+          <w:i/>
+        </w:rPr>
+        <w:t xml:space="preserve">Coherence, composition and territories of winter social groups of the Willow Tit Parus montanus and the Crested Tit P. cristatus. </w:t>
+      </w:r>
+      <w:r>
+        <w:t>Ornis Scandinavica, 10, pp 56–68</w:t>
+      </w:r>
+    </w:p>
+    <w:p>
+      <w:r>
+        <w:t xml:space="preserve">Griesser, M., Nystrand, M., Eggers, S., Ekman, J., 2007. </w:t>
+      </w:r>
+      <w:r>
+        <w:rPr>
+          <w:i/>
+        </w:rPr>
+        <w:t xml:space="preserve">Impact of forestry practices on fitness correlates and population productivity in an open-nesting bird species. </w:t>
+      </w:r>
+      <w:r>
+        <w:t>Conserv. Biol. 21, 767–774. https://doi.org/10.1111/j.1523- 1739.2007.00675.x</w:t>
+      </w:r>
+    </w:p>
+    <w:p>
+      <w:r>
+        <w:t xml:space="preserve">Klein, J., 2020. </w:t>
+      </w:r>
+      <w:r>
+        <w:rPr>
+          <w:i/>
+        </w:rPr>
+        <w:t xml:space="preserve">The forgotten forest – On thinning, retention, and biodiversity in the boreal forest. </w:t>
+      </w:r>
+      <w:r>
+        <w:t>Doctoral Thesis No. 2020:50</w:t>
+      </w:r>
+    </w:p>
+    <w:p>
+      <w:r>
+        <w:t xml:space="preserve">Siffczyk, C., Brotons, L., Kangas, K., Orell, M., 2003. </w:t>
+      </w:r>
+      <w:r>
+        <w:rPr>
+          <w:i/>
+        </w:rPr>
+        <w:t xml:space="preserve">Home range size of willow tits. </w:t>
+      </w:r>
+      <w:r>
+        <w:t>Oecologica, 136, 635–642 (2003)</w:t>
+      </w:r>
+    </w:p>
+    <w:p>
+      <w:r>
+        <w:t xml:space="preserve">SLU Artdatabanken, 2021. </w:t>
+      </w:r>
+      <w:r>
+        <w:rPr>
+          <w:i/>
+        </w:rPr>
+        <w:t xml:space="preserve">Artfaktablad. Naturvård – artfakta. </w:t>
+      </w:r>
+      <w:r>
+        <w:t>SLU Artdatabanken, Uppsala</w:t>
+      </w:r>
+    </w:p>
+    <w:p>
+      <w:pPr>
+        <w:pStyle w:val="Heading1"/>
+      </w:pPr>
+      <w:r>
+        <w:t>Tretåig hackspett – ekologi samt krav på livsmiljön</w:t>
+      </w:r>
+    </w:p>
+    <w:p>
+      <w:r>
+        <w:t xml:space="preserve">Tretåig hackspett (NT) är fridlyst enligt §4 Artskyddsförordningen och finns med som prioriterad art i Skogsstyrelsen vägledning för skogsbruket (bilaga 4 till SVL). I vägledningen står bland annat att: </w:t>
+      </w:r>
+      <w:r>
+        <w:rPr>
+          <w:i/>
+        </w:rPr>
+        <w:t xml:space="preserve">“Tretåig hackspett har stora arealkrav och höga krav på sin livsmiljö. Omdaningen av naturskogar till kulturskogar medför en förlust av viktiga miljöer, något som förstärks av ökad fragmentering till följd av avverkningar.” </w:t>
+      </w:r>
+      <w:r>
+        <w:t xml:space="preserve">Vidare att: </w:t>
+      </w:r>
+      <w:r>
+        <w:rPr>
+          <w:i/>
+        </w:rPr>
+        <w:t>“Områden med dokumenterad permanent förekomst i naturskogsmiljöer har vanligen så stora naturvärden att skogsbruk är olämpligt”</w:t>
+      </w:r>
+      <w:r>
+        <w:t xml:space="preserve"> (SLU Artdatabanken, 2024; Skogsstyrelsen, 2016)</w:t>
+      </w:r>
+      <w:r>
+        <w:rPr>
+          <w:i/>
+        </w:rPr>
+        <w:t>.</w:t>
+      </w:r>
+    </w:p>
+    <w:p>
+      <w:r>
+        <w:t>Tretåig hackspett är beroende av större sammanhängande naturskogar med kontinuerlig tillgång och nybildning av död ved och fragmentering av livsmiljöerna utgör ett stort hot mot arten (se exempelvis Stachura-Skierczynska et al., 2009; Wesolowski et al., 2005; Butler et al., 2004; Pakkala et al., 2002; Amcoff et al., 1996; Virkkala, 1991). Det finns studier som visar att naturskogens självgallringsprocess som den tretåiga hackspetten är beroende av, inte kan ersättas med efterlämnad hänsyn i skogsbruket (Imbeau &amp; Desrochers, 2002).</w:t>
+      </w:r>
+    </w:p>
+    <w:p>
+      <w:r>
+        <w:t>Permanenta revir av tretåig hackspett karaktäriseras ofta av artens typiska ringformigt ordnade hackmärken på framför allt gamla granar. För att säkerställa att inte revir av tretåig hackspett drabbas av avverkningsplanerna bör en inventering göras i området både under häckningstid och under vintern, då arten utnyttjar betydligt större områden än under sommarens häckningsrevir. Storleken på häckningsreviret varierar med skogstypen, förekomsten av död ved och graden av fragmentering, men är i allmänhet i storleksordningen 25–100 hektar (SLU Artdatabanken, 2024; Skogsstyrelsen, 2016).</w:t>
+      </w:r>
+    </w:p>
+    <w:p>
+      <w:r>
+        <w:t xml:space="preserve">Förutom fridlysning enligt §4 Artskyddsförordningen är tretåig hackspett även förtecknad i EU:s fågeldirektiv bilaga 1. Den är typisk art för </w:t>
+      </w:r>
+      <w:r>
+        <w:rPr>
+          <w:i/>
+        </w:rPr>
+        <w:t xml:space="preserve">9010 Taiga, 9740 Skogsbevuxen myr, 9030 Landhöjningsskog </w:t>
+      </w:r>
+      <w:r>
+        <w:t xml:space="preserve">och </w:t>
+      </w:r>
+      <w:r>
+        <w:rPr>
+          <w:i/>
+        </w:rPr>
+        <w:t>9040 Fjällbjörkskog</w:t>
+      </w:r>
+      <w:r>
+        <w:t xml:space="preserve"> samt ingår i Natura 2000 och är förtecknad i Bernkonventionen bilaga II (strikt skyddade djurarter) (SLU Artdatabanken, 2024; Skogsstyrelsen, 2016).</w:t>
+      </w:r>
+    </w:p>
+    <w:p>
+      <w:pPr>
+        <w:pStyle w:val="Heading2"/>
+      </w:pPr>
+      <w:r>
+        <w:t>Referenser – tretåig hackspett</w:t>
+      </w:r>
+    </w:p>
+    <w:p>
+      <w:r>
+        <w:t xml:space="preserve">Amcoff, M. &amp; Eriksson, P. 1996. </w:t>
+      </w:r>
+      <w:r>
+        <w:rPr>
+          <w:i/>
+        </w:rPr>
+        <w:t xml:space="preserve">Förekomst av tretåig hackspett Picoides tridactylus på bestånds- och landskapsnivå. </w:t>
+      </w:r>
+      <w:r>
+        <w:t>Ornis Svecica 6: 107–119.</w:t>
+      </w:r>
+    </w:p>
+    <w:p>
+      <w:r>
+        <w:t xml:space="preserve">Butler, R., Angelstam, P., Ekelund, P. &amp; Schlaeffer, R. 2004. </w:t>
+      </w:r>
+      <w:r>
+        <w:rPr>
+          <w:i/>
+        </w:rPr>
+        <w:t xml:space="preserve">Dead wood threshold values for the three-toed woodpecker presence in boreal and sub-Alpine forest. </w:t>
+      </w:r>
+      <w:r>
+        <w:t>Biological conservation 119(3): 305–318.</w:t>
+      </w:r>
+    </w:p>
+    <w:p>
+      <w:r>
+        <w:t xml:space="preserve">Imbeau, L. &amp; Desrochers, A. 2002. </w:t>
+      </w:r>
+      <w:r>
+        <w:rPr>
+          <w:i/>
+        </w:rPr>
+        <w:t xml:space="preserve">Foraging Ecology and Use of Drumming Trees by Three-Toed Woodpeckers. </w:t>
+      </w:r>
+      <w:r>
+        <w:t>The Journal of Wildlife Management. Vol. 66, No. 1 (Jan., 2002), pp. 222–231.</w:t>
+      </w:r>
+    </w:p>
+    <w:p>
+      <w:r>
+        <w:t xml:space="preserve">Pakkala, T., Hanski, I. &amp; Tomppo, E. 2002. </w:t>
+      </w:r>
+      <w:r>
+        <w:rPr>
+          <w:i/>
+        </w:rPr>
+        <w:t xml:space="preserve">Spatial ecology of the three-toed woodpecker in managed forest landscapes. </w:t>
+      </w:r>
+      <w:r>
+        <w:t>Silva Fennica 36(1): 279–288.</w:t>
+      </w:r>
+    </w:p>
+    <w:p>
+      <w:r>
+        <w:t xml:space="preserve">Skogsstyrelsen, 2016. </w:t>
+      </w:r>
+      <w:r>
+        <w:rPr>
+          <w:i/>
+        </w:rPr>
+        <w:t>Vägledning för hänsyn till fåglar – Tretåig hackspett.</w:t>
+      </w:r>
+    </w:p>
+    <w:p>
+      <w:r>
+        <w:t xml:space="preserve">SLU Artdatabanken, 2024. </w:t>
+      </w:r>
+      <w:r>
+        <w:rPr>
+          <w:i/>
+        </w:rPr>
+        <w:t xml:space="preserve">Artfaktablad. Naturvård – artfakta. </w:t>
+      </w:r>
+      <w:r>
+        <w:t>SLU Artdatabanken, Uppsala.</w:t>
+      </w:r>
+    </w:p>
+    <w:p>
+      <w:r>
+        <w:t xml:space="preserve">Stachura-Skierczynska, K., Tumiel, T. &amp; Skierczynski, M. 2009. </w:t>
+      </w:r>
+      <w:r>
+        <w:rPr>
+          <w:i/>
+        </w:rPr>
+        <w:t xml:space="preserve">Habitat prediction model for three-toed woodpecker and its implications for the conservation of biologically valuable forests. </w:t>
+      </w:r>
+      <w:r>
+        <w:t>Forest Ecology and Management 258(5): 697–703.</w:t>
+      </w:r>
+    </w:p>
+    <w:p>
+      <w:r>
+        <w:t xml:space="preserve">Virkkala, R. 1991. </w:t>
+      </w:r>
+      <w:r>
+        <w:rPr>
+          <w:i/>
+        </w:rPr>
+        <w:t xml:space="preserve">Population trends of forest birds in a Finnish Lapland landscape of large habitat blocks – Consequences of stochastic environmental variation or regional habitat alteration. </w:t>
+      </w:r>
+      <w:r>
+        <w:t>Biological conservation 56(2): 223–240.</w:t>
+      </w:r>
+    </w:p>
+    <w:p>
+      <w:r>
+        <w:t xml:space="preserve">Wesolowski, T., Czeszczewik, D. &amp; Rowinski, P. 2005. </w:t>
+      </w:r>
+      <w:r>
+        <w:rPr>
+          <w:i/>
+        </w:rPr>
+        <w:t xml:space="preserve">Effects of forest management on Three-toed Woodpecker Picoides tridactylus distribution in the Bialowieza Forest (NE Poland): conservation implications. </w:t>
+      </w:r>
+      <w:r>
+        <w:t>Acta Ornithologica 40(1): 53–60.</w:t>
       </w:r>
     </w:p>
     <w:p>
@@ -921,7 +1541,7 @@
     <w:r>
       <w:tab/>
       <w:tab/>
-      <w:t>2026-08-22</w:t>
+      <w:t>2026-08-23</w:t>
       <w:br/>
       <w:br/>
     </w:r>

--- a/klagomål/A 34094-2026 FSC-klagomål.docx
+++ b/klagomål/A 34094-2026 FSC-klagomål.docx
@@ -1541,7 +1541,7 @@
     <w:r>
       <w:tab/>
       <w:tab/>
-      <w:t>2026-08-23</w:t>
+      <w:t>2026-08-24</w:t>
       <w:br/>
       <w:br/>
     </w:r>

--- a/klagomål/A 34094-2026 FSC-klagomål.docx
+++ b/klagomål/A 34094-2026 FSC-klagomål.docx
@@ -1541,7 +1541,7 @@
     <w:r>
       <w:tab/>
       <w:tab/>
-      <w:t>2026-08-24</w:t>
+      <w:t>2026-08-25</w:t>
       <w:br/>
       <w:br/>
     </w:r>

--- a/klagomål/A 34094-2026 FSC-klagomål.docx
+++ b/klagomål/A 34094-2026 FSC-klagomål.docx
@@ -1541,7 +1541,7 @@
     <w:r>
       <w:tab/>
       <w:tab/>
-      <w:t>2026-08-25</w:t>
+      <w:t>2026-08-26</w:t>
       <w:br/>
       <w:br/>
     </w:r>

--- a/klagomål/A 34094-2026 FSC-klagomål.docx
+++ b/klagomål/A 34094-2026 FSC-klagomål.docx
@@ -1541,7 +1541,7 @@
     <w:r>
       <w:tab/>
       <w:tab/>
-      <w:t>2026-08-26</w:t>
+      <w:t>2026-08-27</w:t>
       <w:br/>
       <w:br/>
     </w:r>

--- a/klagomål/A 34094-2026 FSC-klagomål.docx
+++ b/klagomål/A 34094-2026 FSC-klagomål.docx
@@ -1541,7 +1541,7 @@
     <w:r>
       <w:tab/>
       <w:tab/>
-      <w:t>2026-08-27</w:t>
+      <w:t>2026-08-28</w:t>
       <w:br/>
       <w:br/>
     </w:r>

--- a/klagomål/A 34094-2026 FSC-klagomål.docx
+++ b/klagomål/A 34094-2026 FSC-klagomål.docx
@@ -1541,7 +1541,7 @@
     <w:r>
       <w:tab/>
       <w:tab/>
-      <w:t>2026-08-28</w:t>
+      <w:t>2026-08-29</w:t>
       <w:br/>
       <w:br/>
     </w:r>

--- a/klagomål/A 34094-2026 FSC-klagomål.docx
+++ b/klagomål/A 34094-2026 FSC-klagomål.docx
@@ -1541,7 +1541,7 @@
     <w:r>
       <w:tab/>
       <w:tab/>
-      <w:t>2026-08-29</w:t>
+      <w:t>2026-08-31</w:t>
       <w:br/>
       <w:br/>
     </w:r>

--- a/klagomål/A 34094-2026 FSC-klagomål.docx
+++ b/klagomål/A 34094-2026 FSC-klagomål.docx
@@ -1541,7 +1541,7 @@
     <w:r>
       <w:tab/>
       <w:tab/>
-      <w:t>2026-08-31</w:t>
+      <w:t>2026-09-01</w:t>
       <w:br/>
       <w:br/>
     </w:r>

--- a/klagomål/A 34094-2026 FSC-klagomål.docx
+++ b/klagomål/A 34094-2026 FSC-klagomål.docx
@@ -1541,7 +1541,7 @@
     <w:r>
       <w:tab/>
       <w:tab/>
-      <w:t>2026-09-01</w:t>
+      <w:t>2026-09-02</w:t>
       <w:br/>
       <w:br/>
     </w:r>

--- a/klagomål/A 34094-2026 FSC-klagomål.docx
+++ b/klagomål/A 34094-2026 FSC-klagomål.docx
@@ -1541,7 +1541,7 @@
     <w:r>
       <w:tab/>
       <w:tab/>
-      <w:t>2026-09-02</w:t>
+      <w:t>2026-09-03</w:t>
       <w:br/>
       <w:br/>
     </w:r>

--- a/klagomål/A 34094-2026 FSC-klagomål.docx
+++ b/klagomål/A 34094-2026 FSC-klagomål.docx
@@ -1541,7 +1541,7 @@
     <w:r>
       <w:tab/>
       <w:tab/>
-      <w:t>2026-09-03</w:t>
+      <w:t>2026-09-04</w:t>
       <w:br/>
       <w:br/>
     </w:r>

--- a/klagomål/A 34094-2026 FSC-klagomål.docx
+++ b/klagomål/A 34094-2026 FSC-klagomål.docx
@@ -1541,7 +1541,7 @@
     <w:r>
       <w:tab/>
       <w:tab/>
-      <w:t>2026-09-04</w:t>
+      <w:t>2026-09-05</w:t>
       <w:br/>
       <w:br/>
     </w:r>

--- a/klagomål/A 34094-2026 FSC-klagomål.docx
+++ b/klagomål/A 34094-2026 FSC-klagomål.docx
@@ -1541,7 +1541,7 @@
     <w:r>
       <w:tab/>
       <w:tab/>
-      <w:t>2026-09-05</w:t>
+      <w:t>2026-09-06</w:t>
       <w:br/>
       <w:br/>
     </w:r>

--- a/klagomål/A 34094-2026 FSC-klagomål.docx
+++ b/klagomål/A 34094-2026 FSC-klagomål.docx
@@ -1541,7 +1541,7 @@
     <w:r>
       <w:tab/>
       <w:tab/>
-      <w:t>2026-09-06</w:t>
+      <w:t>2026-09-07</w:t>
       <w:br/>
       <w:br/>
     </w:r>

--- a/klagomål/A 34094-2026 FSC-klagomål.docx
+++ b/klagomål/A 34094-2026 FSC-klagomål.docx
@@ -1541,7 +1541,7 @@
     <w:r>
       <w:tab/>
       <w:tab/>
-      <w:t>2026-09-07</w:t>
+      <w:t>2026-09-08</w:t>
       <w:br/>
       <w:br/>
     </w:r>

--- a/klagomål/A 34094-2026 FSC-klagomål.docx
+++ b/klagomål/A 34094-2026 FSC-klagomål.docx
@@ -1541,7 +1541,7 @@
     <w:r>
       <w:tab/>
       <w:tab/>
-      <w:t>2026-09-08</w:t>
+      <w:t>2026-09-09</w:t>
       <w:br/>
       <w:br/>
     </w:r>

--- a/klagomål/A 34094-2026 FSC-klagomål.docx
+++ b/klagomål/A 34094-2026 FSC-klagomål.docx
@@ -1541,7 +1541,7 @@
     <w:r>
       <w:tab/>
       <w:tab/>
-      <w:t>2026-09-09</w:t>
+      <w:t>2026-09-10</w:t>
       <w:br/>
       <w:br/>
     </w:r>

--- a/klagomål/A 34094-2026 FSC-klagomål.docx
+++ b/klagomål/A 34094-2026 FSC-klagomål.docx
@@ -1541,7 +1541,7 @@
     <w:r>
       <w:tab/>
       <w:tab/>
-      <w:t>2026-09-10</w:t>
+      <w:t>2026-09-11</w:t>
       <w:br/>
       <w:br/>
     </w:r>

--- a/klagomål/A 34094-2026 FSC-klagomål.docx
+++ b/klagomål/A 34094-2026 FSC-klagomål.docx
@@ -1541,7 +1541,7 @@
     <w:r>
       <w:tab/>
       <w:tab/>
-      <w:t>2026-09-11</w:t>
+      <w:t>2026-09-12</w:t>
       <w:br/>
       <w:br/>
     </w:r>

--- a/klagomål/A 34094-2026 FSC-klagomål.docx
+++ b/klagomål/A 34094-2026 FSC-klagomål.docx
@@ -1541,7 +1541,7 @@
     <w:r>
       <w:tab/>
       <w:tab/>
-      <w:t>2026-09-12</w:t>
+      <w:t>2026-09-13</w:t>
       <w:br/>
       <w:br/>
     </w:r>
